--- a/LAB7/Bai7_QuanLyNhanSu.docx
+++ b/LAB7/Bai7_QuanLyNhanSu.docx
@@ -11124,19 +11124,22 @@
             <w:pPr>
               <w:spacing w:after="10"/>
               <w:rPr>
-                <w:sz w:val="26"/>
-                <w:szCs w:val="26"/>
-              </w:rPr>
-            </w:pPr>
-            <w:r>
-              <w:rPr>
-                <w:rFonts w:ascii="Times New Roman" w:hAnsi="Times New Roman" w:eastAsia="Times New Roman" w:cs="Times New Roman"/>
-                <w:b w:val="0"/>
-                <w:bCs w:val="0"/>
-                <w:sz w:val="26"/>
-                <w:szCs w:val="26"/>
-              </w:rPr>
-              <w:t>Use Case Number</w:t>
+                <w:rFonts w:hint="default"/>
+                <w:sz w:val="26"/>
+                <w:szCs w:val="26"/>
+                <w:lang w:val="en-GB"/>
+              </w:rPr>
+            </w:pPr>
+            <w:r>
+              <w:rPr>
+                <w:rFonts w:cs="Times New Roman"/>
+                <w:b w:val="0"/>
+                <w:bCs w:val="0"/>
+                <w:sz w:val="26"/>
+                <w:szCs w:val="26"/>
+                <w:lang w:val="en-GB"/>
+              </w:rPr>
+              <w:t>UCID</w:t>
             </w:r>
           </w:p>
         </w:tc>
@@ -11221,19 +11224,22 @@
             <w:pPr>
               <w:spacing w:after="10"/>
               <w:rPr>
-                <w:sz w:val="26"/>
-                <w:szCs w:val="26"/>
-              </w:rPr>
-            </w:pPr>
-            <w:r>
-              <w:rPr>
-                <w:rFonts w:ascii="Times New Roman" w:hAnsi="Times New Roman" w:eastAsia="Times New Roman" w:cs="Times New Roman"/>
-                <w:b w:val="0"/>
-                <w:bCs w:val="0"/>
-                <w:sz w:val="26"/>
-                <w:szCs w:val="26"/>
-              </w:rPr>
-              <w:t>Use Case Name</w:t>
+                <w:rFonts w:hint="default"/>
+                <w:sz w:val="26"/>
+                <w:szCs w:val="26"/>
+                <w:lang w:val="en-GB"/>
+              </w:rPr>
+            </w:pPr>
+            <w:r>
+              <w:rPr>
+                <w:rFonts w:cs="Times New Roman"/>
+                <w:b w:val="0"/>
+                <w:bCs w:val="0"/>
+                <w:sz w:val="26"/>
+                <w:szCs w:val="26"/>
+                <w:lang w:val="en-GB"/>
+              </w:rPr>
+              <w:t>Name</w:t>
             </w:r>
           </w:p>
         </w:tc>
@@ -12929,19 +12935,22 @@
             <w:pPr>
               <w:spacing w:after="10"/>
               <w:rPr>
-                <w:sz w:val="26"/>
-                <w:szCs w:val="26"/>
-              </w:rPr>
-            </w:pPr>
-            <w:r>
-              <w:rPr>
-                <w:rFonts w:ascii="Times New Roman" w:hAnsi="Times New Roman" w:eastAsia="Times New Roman" w:cs="Times New Roman"/>
-                <w:b w:val="0"/>
-                <w:bCs w:val="0"/>
-                <w:sz w:val="26"/>
-                <w:szCs w:val="26"/>
-              </w:rPr>
-              <w:t>Use Case Number</w:t>
+                <w:rFonts w:hint="default"/>
+                <w:sz w:val="26"/>
+                <w:szCs w:val="26"/>
+                <w:lang w:val="en-GB"/>
+              </w:rPr>
+            </w:pPr>
+            <w:r>
+              <w:rPr>
+                <w:rFonts w:cs="Times New Roman"/>
+                <w:b w:val="0"/>
+                <w:bCs w:val="0"/>
+                <w:sz w:val="26"/>
+                <w:szCs w:val="26"/>
+                <w:lang w:val="en-GB"/>
+              </w:rPr>
+              <w:t>UCID</w:t>
             </w:r>
           </w:p>
         </w:tc>
@@ -13026,19 +13035,22 @@
             <w:pPr>
               <w:spacing w:after="10"/>
               <w:rPr>
-                <w:sz w:val="26"/>
-                <w:szCs w:val="26"/>
-              </w:rPr>
-            </w:pPr>
-            <w:r>
-              <w:rPr>
-                <w:rFonts w:ascii="Times New Roman" w:hAnsi="Times New Roman" w:eastAsia="Times New Roman" w:cs="Times New Roman"/>
-                <w:b w:val="0"/>
-                <w:bCs w:val="0"/>
-                <w:sz w:val="26"/>
-                <w:szCs w:val="26"/>
-              </w:rPr>
-              <w:t>Use Case Name</w:t>
+                <w:rFonts w:hint="default"/>
+                <w:sz w:val="26"/>
+                <w:szCs w:val="26"/>
+                <w:lang w:val="en-GB"/>
+              </w:rPr>
+            </w:pPr>
+            <w:r>
+              <w:rPr>
+                <w:rFonts w:cs="Times New Roman"/>
+                <w:b w:val="0"/>
+                <w:bCs w:val="0"/>
+                <w:sz w:val="26"/>
+                <w:szCs w:val="26"/>
+                <w:lang w:val="en-GB"/>
+              </w:rPr>
+              <w:t>Name</w:t>
             </w:r>
           </w:p>
         </w:tc>
@@ -14605,12 +14617,6 @@
             <w:insideH w:val="single" w:color="auto" w:sz="4" w:space="0"/>
             <w:insideV w:val="single" w:color="auto" w:sz="4" w:space="0"/>
           </w:tblBorders>
-          <w:tblCellMar>
-            <w:top w:w="0" w:type="dxa"/>
-            <w:left w:w="10" w:type="dxa"/>
-            <w:bottom w:w="0" w:type="dxa"/>
-            <w:right w:w="10" w:type="dxa"/>
-          </w:tblCellMar>
         </w:tblPrEx>
         <w:trPr>
           <w:tblHeader/>
@@ -22350,12 +22356,6 @@
             <w:insideH w:val="single" w:color="auto" w:sz="4" w:space="0"/>
             <w:insideV w:val="single" w:color="auto" w:sz="4" w:space="0"/>
           </w:tblBorders>
-          <w:tblCellMar>
-            <w:top w:w="0" w:type="dxa"/>
-            <w:left w:w="10" w:type="dxa"/>
-            <w:bottom w:w="0" w:type="dxa"/>
-            <w:right w:w="10" w:type="dxa"/>
-          </w:tblCellMar>
         </w:tblPrEx>
         <w:trPr>
           <w:tblHeader/>
@@ -23651,12 +23651,6 @@
             <w:insideH w:val="single" w:color="auto" w:sz="4" w:space="0"/>
             <w:insideV w:val="single" w:color="auto" w:sz="4" w:space="0"/>
           </w:tblBorders>
-          <w:tblCellMar>
-            <w:top w:w="0" w:type="dxa"/>
-            <w:left w:w="10" w:type="dxa"/>
-            <w:bottom w:w="0" w:type="dxa"/>
-            <w:right w:w="10" w:type="dxa"/>
-          </w:tblCellMar>
         </w:tblPrEx>
         <w:tc>
           <w:tcPr>
@@ -28137,12 +28131,6 @@
             <w:insideH w:val="single" w:color="auto" w:sz="4" w:space="0"/>
             <w:insideV w:val="single" w:color="auto" w:sz="4" w:space="0"/>
           </w:tblBorders>
-          <w:tblCellMar>
-            <w:top w:w="0" w:type="dxa"/>
-            <w:left w:w="10" w:type="dxa"/>
-            <w:bottom w:w="0" w:type="dxa"/>
-            <w:right w:w="10" w:type="dxa"/>
-          </w:tblCellMar>
         </w:tblPrEx>
         <w:trPr>
           <w:tblHeader/>
@@ -35277,8 +35265,6 @@
           </wp:inline>
         </w:drawing>
       </w:r>
-      <w:bookmarkStart w:id="0" w:name="_GoBack"/>
-      <w:bookmarkEnd w:id="0"/>
     </w:p>
     <w:p>
       <w:pPr>
@@ -41475,52 +41461,6 @@
         <w:tab w:val="right" w:pos="9638"/>
       </w:tabs>
     </w:pPr>
-    <w:r>
-      <w:rPr>
-        <w:rFonts w:ascii="Times New Roman" w:hAnsi="Times New Roman" w:eastAsia="Times New Roman" w:cs="Times New Roman"/>
-        <w:sz w:val="18"/>
-        <w:szCs w:val="18"/>
-      </w:rPr>
-      <w:t>Bài 7 - Quản lý nhân sự - công ty sơn Đông Á</w:t>
-    </w:r>
-    <w:r>
-      <w:rPr>
-        <w:rFonts w:ascii="Times New Roman" w:hAnsi="Times New Roman" w:eastAsia="Times New Roman" w:cs="Times New Roman"/>
-      </w:rPr>
-      <w:tab/>
-    </w:r>
-    <w:r>
-      <w:rPr>
-        <w:rFonts w:ascii="Times New Roman" w:hAnsi="Times New Roman" w:eastAsia="Times New Roman" w:cs="Times New Roman"/>
-        <w:sz w:val="18"/>
-        <w:szCs w:val="18"/>
-      </w:rPr>
-      <w:fldChar w:fldCharType="begin"/>
-    </w:r>
-    <w:r>
-      <w:rPr>
-        <w:rFonts w:ascii="Times New Roman" w:hAnsi="Times New Roman" w:eastAsia="Times New Roman" w:cs="Times New Roman"/>
-        <w:sz w:val="18"/>
-        <w:szCs w:val="18"/>
-      </w:rPr>
-      <w:instrText xml:space="preserve">PAGE</w:instrText>
-    </w:r>
-    <w:r>
-      <w:rPr>
-        <w:rFonts w:ascii="Times New Roman" w:hAnsi="Times New Roman" w:eastAsia="Times New Roman" w:cs="Times New Roman"/>
-        <w:sz w:val="18"/>
-        <w:szCs w:val="18"/>
-      </w:rPr>
-      <w:fldChar w:fldCharType="separate"/>
-    </w:r>
-    <w:r>
-      <w:rPr>
-        <w:rFonts w:ascii="Times New Roman" w:hAnsi="Times New Roman" w:eastAsia="Times New Roman" w:cs="Times New Roman"/>
-        <w:sz w:val="18"/>
-        <w:szCs w:val="18"/>
-      </w:rPr>
-      <w:fldChar w:fldCharType="end"/>
-    </w:r>
   </w:p>
 </w:ftr>
 </file>
@@ -41536,52 +41476,6 @@
         <w:tab w:val="right" w:pos="9638"/>
       </w:tabs>
     </w:pPr>
-    <w:r>
-      <w:rPr>
-        <w:rFonts w:ascii="Times New Roman" w:hAnsi="Times New Roman" w:eastAsia="Times New Roman" w:cs="Times New Roman"/>
-        <w:sz w:val="18"/>
-        <w:szCs w:val="18"/>
-      </w:rPr>
-      <w:t>Bài 7 - Quản lý nhân sự - công ty sơn Đông Á</w:t>
-    </w:r>
-    <w:r>
-      <w:rPr>
-        <w:rFonts w:ascii="Times New Roman" w:hAnsi="Times New Roman" w:eastAsia="Times New Roman" w:cs="Times New Roman"/>
-      </w:rPr>
-      <w:tab/>
-    </w:r>
-    <w:r>
-      <w:rPr>
-        <w:rFonts w:ascii="Times New Roman" w:hAnsi="Times New Roman" w:eastAsia="Times New Roman" w:cs="Times New Roman"/>
-        <w:sz w:val="18"/>
-        <w:szCs w:val="18"/>
-      </w:rPr>
-      <w:fldChar w:fldCharType="begin"/>
-    </w:r>
-    <w:r>
-      <w:rPr>
-        <w:rFonts w:ascii="Times New Roman" w:hAnsi="Times New Roman" w:eastAsia="Times New Roman" w:cs="Times New Roman"/>
-        <w:sz w:val="18"/>
-        <w:szCs w:val="18"/>
-      </w:rPr>
-      <w:instrText xml:space="preserve">PAGE</w:instrText>
-    </w:r>
-    <w:r>
-      <w:rPr>
-        <w:rFonts w:ascii="Times New Roman" w:hAnsi="Times New Roman" w:eastAsia="Times New Roman" w:cs="Times New Roman"/>
-        <w:sz w:val="18"/>
-        <w:szCs w:val="18"/>
-      </w:rPr>
-      <w:fldChar w:fldCharType="separate"/>
-    </w:r>
-    <w:r>
-      <w:rPr>
-        <w:rFonts w:ascii="Times New Roman" w:hAnsi="Times New Roman" w:eastAsia="Times New Roman" w:cs="Times New Roman"/>
-        <w:sz w:val="18"/>
-        <w:szCs w:val="18"/>
-      </w:rPr>
-      <w:fldChar w:fldCharType="end"/>
-    </w:r>
   </w:p>
 </w:ftr>
 </file>
@@ -41597,52 +41491,6 @@
         <w:tab w:val="right" w:pos="9638"/>
       </w:tabs>
     </w:pPr>
-    <w:r>
-      <w:rPr>
-        <w:rFonts w:ascii="Times New Roman" w:hAnsi="Times New Roman" w:eastAsia="Times New Roman" w:cs="Times New Roman"/>
-        <w:sz w:val="18"/>
-        <w:szCs w:val="18"/>
-      </w:rPr>
-      <w:t>Bài 7 - Quản lý nhân sự - công ty sơn Đông Á</w:t>
-    </w:r>
-    <w:r>
-      <w:rPr>
-        <w:rFonts w:ascii="Times New Roman" w:hAnsi="Times New Roman" w:eastAsia="Times New Roman" w:cs="Times New Roman"/>
-      </w:rPr>
-      <w:tab/>
-    </w:r>
-    <w:r>
-      <w:rPr>
-        <w:rFonts w:ascii="Times New Roman" w:hAnsi="Times New Roman" w:eastAsia="Times New Roman" w:cs="Times New Roman"/>
-        <w:sz w:val="18"/>
-        <w:szCs w:val="18"/>
-      </w:rPr>
-      <w:fldChar w:fldCharType="begin"/>
-    </w:r>
-    <w:r>
-      <w:rPr>
-        <w:rFonts w:ascii="Times New Roman" w:hAnsi="Times New Roman" w:eastAsia="Times New Roman" w:cs="Times New Roman"/>
-        <w:sz w:val="18"/>
-        <w:szCs w:val="18"/>
-      </w:rPr>
-      <w:instrText xml:space="preserve">PAGE</w:instrText>
-    </w:r>
-    <w:r>
-      <w:rPr>
-        <w:rFonts w:ascii="Times New Roman" w:hAnsi="Times New Roman" w:eastAsia="Times New Roman" w:cs="Times New Roman"/>
-        <w:sz w:val="18"/>
-        <w:szCs w:val="18"/>
-      </w:rPr>
-      <w:fldChar w:fldCharType="separate"/>
-    </w:r>
-    <w:r>
-      <w:rPr>
-        <w:rFonts w:ascii="Times New Roman" w:hAnsi="Times New Roman" w:eastAsia="Times New Roman" w:cs="Times New Roman"/>
-        <w:sz w:val="18"/>
-        <w:szCs w:val="18"/>
-      </w:rPr>
-      <w:fldChar w:fldCharType="end"/>
-    </w:r>
   </w:p>
 </w:ftr>
 </file>
@@ -41658,52 +41506,6 @@
         <w:tab w:val="right" w:pos="9638"/>
       </w:tabs>
     </w:pPr>
-    <w:r>
-      <w:rPr>
-        <w:rFonts w:ascii="Times New Roman" w:hAnsi="Times New Roman" w:eastAsia="Times New Roman" w:cs="Times New Roman"/>
-        <w:sz w:val="18"/>
-        <w:szCs w:val="18"/>
-      </w:rPr>
-      <w:t>Bài 7 - Quản lý nhân sự - công ty sơn Đông Á</w:t>
-    </w:r>
-    <w:r>
-      <w:rPr>
-        <w:rFonts w:ascii="Times New Roman" w:hAnsi="Times New Roman" w:eastAsia="Times New Roman" w:cs="Times New Roman"/>
-      </w:rPr>
-      <w:tab/>
-    </w:r>
-    <w:r>
-      <w:rPr>
-        <w:rFonts w:ascii="Times New Roman" w:hAnsi="Times New Roman" w:eastAsia="Times New Roman" w:cs="Times New Roman"/>
-        <w:sz w:val="18"/>
-        <w:szCs w:val="18"/>
-      </w:rPr>
-      <w:fldChar w:fldCharType="begin"/>
-    </w:r>
-    <w:r>
-      <w:rPr>
-        <w:rFonts w:ascii="Times New Roman" w:hAnsi="Times New Roman" w:eastAsia="Times New Roman" w:cs="Times New Roman"/>
-        <w:sz w:val="18"/>
-        <w:szCs w:val="18"/>
-      </w:rPr>
-      <w:instrText xml:space="preserve">PAGE</w:instrText>
-    </w:r>
-    <w:r>
-      <w:rPr>
-        <w:rFonts w:ascii="Times New Roman" w:hAnsi="Times New Roman" w:eastAsia="Times New Roman" w:cs="Times New Roman"/>
-        <w:sz w:val="18"/>
-        <w:szCs w:val="18"/>
-      </w:rPr>
-      <w:fldChar w:fldCharType="separate"/>
-    </w:r>
-    <w:r>
-      <w:rPr>
-        <w:rFonts w:ascii="Times New Roman" w:hAnsi="Times New Roman" w:eastAsia="Times New Roman" w:cs="Times New Roman"/>
-        <w:sz w:val="18"/>
-        <w:szCs w:val="18"/>
-      </w:rPr>
-      <w:fldChar w:fldCharType="end"/>
-    </w:r>
   </w:p>
 </w:ftr>
 </file>
@@ -41799,7 +41601,7 @@
     <w:lsdException w:qFormat="1" w:unhideWhenUsed="0" w:uiPriority="0" w:semiHidden="0" w:name="Title"/>
     <w:lsdException w:unhideWhenUsed="0" w:uiPriority="0" w:semiHidden="0" w:name="Closing"/>
     <w:lsdException w:unhideWhenUsed="0" w:uiPriority="0" w:semiHidden="0" w:name="Signature"/>
-    <w:lsdException w:unhideWhenUsed="0" w:uiPriority="0" w:name="Default Paragraph Font"/>
+    <w:lsdException w:qFormat="1" w:unhideWhenUsed="0" w:uiPriority="0" w:name="Default Paragraph Font"/>
     <w:lsdException w:unhideWhenUsed="0" w:uiPriority="0" w:semiHidden="0" w:name="Body Text"/>
     <w:lsdException w:unhideWhenUsed="0" w:uiPriority="0" w:semiHidden="0" w:name="Body Text Indent"/>
     <w:lsdException w:unhideWhenUsed="0" w:uiPriority="0" w:semiHidden="0" w:name="List Continue"/>
@@ -42085,6 +41887,7 @@
   <w:style w:type="character" w:default="1" w:styleId="8">
     <w:name w:val="Default Paragraph Font"/>
     <w:semiHidden/>
+    <w:qFormat/>
     <w:uiPriority w:val="0"/>
   </w:style>
   <w:style w:type="table" w:default="1" w:styleId="9">
